--- a/releases/final_review/E_Testing_Strategy_and_Test_Designs.docx
+++ b/releases/final_review/E_Testing_Strategy_and_Test_Designs.docx
@@ -146,7 +146,7 @@
           <w:sz w:val="20"/>
           <w:szCs w:val="20"/>
         </w:rPr>
-        <w:t xml:space="preserve">15 October 2026</w:t>
+        <w:t xml:space="preserve">17 October 2026</w:t>
       </w:r>
     </w:p>
     <w:p>
@@ -2718,7 +2718,7 @@
           <w:sz w:val="19"/>
           <w:szCs w:val="19"/>
         </w:rPr>
-        <w:t xml:space="preserve"> pytest cases (33 passed in 4.86s); B = API (</w:t>
+        <w:t xml:space="preserve"> pytest cases (37 passed in 4.84s); B = API (</w:t>
       </w:r>
       <w:r>
         <w:rPr>
@@ -7507,7 +7507,7 @@
                 <w:sz w:val="15"/>
                 <w:szCs w:val="15"/>
               </w:rPr>
-              <w:t xml:space="preserve">R01</w:t>
+              <w:t xml:space="preserve">B20</w:t>
             </w:r>
           </w:p>
         </w:tc>
@@ -7536,7 +7536,7 @@
                 <w:sz w:val="15"/>
                 <w:szCs w:val="15"/>
               </w:rPr>
-              <w:t xml:space="preserve">Model</w:t>
+              <w:t xml:space="preserve">API</w:t>
             </w:r>
           </w:p>
         </w:tc>
@@ -7565,7 +7565,7 @@
                 <w:sz w:val="15"/>
                 <w:szCs w:val="15"/>
               </w:rPr>
-              <w:t xml:space="preserve">Real checkpoint loads</w:t>
+              <w:t xml:space="preserve">Visible-decay check absent → explicit status</w:t>
             </w:r>
           </w:p>
         </w:tc>
@@ -7594,7 +7594,7 @@
                 <w:sz w:val="15"/>
                 <w:szCs w:val="15"/>
               </w:rPr>
-              <w:t xml:space="preserve">real checkpoint</w:t>
+              <w:t xml:space="preserve">fixture, no probe</w:t>
             </w:r>
           </w:p>
         </w:tc>
@@ -7623,7 +7623,7 @@
                 <w:sz w:val="15"/>
                 <w:szCs w:val="15"/>
               </w:rPr>
-              <w:t xml:space="preserve">GET /health</w:t>
+              <w:t xml:space="preserve">POST JPEG; GET /api/models</w:t>
             </w:r>
           </w:p>
         </w:tc>
@@ -7652,7 +7652,7 @@
                 <w:sz w:val="15"/>
                 <w:szCs w:val="15"/>
               </w:rPr>
-              <w:t xml:space="preserve">version not fixture</w:t>
+              <w:t xml:space="preserve">status unavailable; probability null</w:t>
             </w:r>
           </w:p>
         </w:tc>
@@ -7743,7 +7743,7 @@
                 <w:sz w:val="15"/>
                 <w:szCs w:val="15"/>
               </w:rPr>
-              <w:t xml:space="preserve">R02</w:t>
+              <w:t xml:space="preserve">R01</w:t>
             </w:r>
           </w:p>
         </w:tc>
@@ -7799,7 +7799,7 @@
                 <w:sz w:val="15"/>
                 <w:szCs w:val="15"/>
               </w:rPr>
-              <w:t xml:space="preserve">Real inference on held-out originals</w:t>
+              <w:t xml:space="preserve">Real checkpoint loads</w:t>
             </w:r>
           </w:p>
         </w:tc>
@@ -7827,7 +7827,7 @@
                 <w:sz w:val="15"/>
                 <w:szCs w:val="15"/>
               </w:rPr>
-              <w:t xml:space="preserve">12 test originals (1/stratum)</w:t>
+              <w:t xml:space="preserve">real checkpoint</w:t>
             </w:r>
           </w:p>
         </w:tc>
@@ -7855,7 +7855,7 @@
                 <w:sz w:val="15"/>
                 <w:szCs w:val="15"/>
               </w:rPr>
-              <w:t xml:space="preserve">POST full-res JPEGs</w:t>
+              <w:t xml:space="preserve">GET /health</w:t>
             </w:r>
           </w:p>
         </w:tc>
@@ -7883,7 +7883,7 @@
                 <w:sz w:val="15"/>
                 <w:szCs w:val="15"/>
               </w:rPr>
-              <w:t xml:space="preserve">produce ≥11/12, spoilage ≥9/12</w:t>
+              <w:t xml:space="preserve">version not fixture</w:t>
             </w:r>
           </w:p>
         </w:tc>
@@ -7974,7 +7974,7 @@
                 <w:sz w:val="15"/>
                 <w:szCs w:val="15"/>
               </w:rPr>
-              <w:t xml:space="preserve">R03</w:t>
+              <w:t xml:space="preserve">R02</w:t>
             </w:r>
           </w:p>
         </w:tc>
@@ -8003,7 +8003,7 @@
                 <w:sz w:val="15"/>
                 <w:szCs w:val="15"/>
               </w:rPr>
-              <w:t xml:space="preserve">Data</w:t>
+              <w:t xml:space="preserve">Model</w:t>
             </w:r>
           </w:p>
         </w:tc>
@@ -8032,7 +8032,7 @@
                 <w:sz w:val="15"/>
                 <w:szCs w:val="15"/>
               </w:rPr>
-              <w:t xml:space="preserve">Reproducible preprocessing</w:t>
+              <w:t xml:space="preserve">Real inference on held-out originals</w:t>
             </w:r>
           </w:p>
         </w:tc>
@@ -8061,7 +8061,7 @@
                 <w:sz w:val="15"/>
                 <w:szCs w:val="15"/>
               </w:rPr>
-              <w:t xml:space="preserve">1 original + cache</w:t>
+              <w:t xml:space="preserve">12 test originals (1/stratum)</w:t>
             </w:r>
           </w:p>
         </w:tc>
@@ -8090,7 +8090,7 @@
                 <w:sz w:val="15"/>
                 <w:szCs w:val="15"/>
               </w:rPr>
-              <w:t xml:space="preserve">decode/EXIF/resize vs cache</w:t>
+              <w:t xml:space="preserve">POST full-res JPEGs</w:t>
             </w:r>
           </w:p>
         </w:tc>
@@ -8119,7 +8119,7 @@
                 <w:sz w:val="15"/>
                 <w:szCs w:val="15"/>
               </w:rPr>
-              <w:t xml:space="preserve">same size; mean abs diff &lt; 3</w:t>
+              <w:t xml:space="preserve">produce ≥11/12, spoilage ≥9/12</w:t>
             </w:r>
           </w:p>
         </w:tc>
@@ -8210,6 +8210,237 @@
                 <w:sz w:val="15"/>
                 <w:szCs w:val="15"/>
               </w:rPr>
+              <w:t xml:space="preserve">R03</w:t>
+            </w:r>
+          </w:p>
+        </w:tc>
+        <w:tc>
+          <w:tcPr>
+            <w:tcW w:type="dxa" w:w="867"/>
+            <w:tcMar>
+              <w:top w:type="dxa" w:w="50"/>
+              <w:left w:type="dxa" w:w="80"/>
+              <w:bottom w:type="dxa" w:w="50"/>
+              <w:right w:type="dxa" w:w="80"/>
+            </w:tcMar>
+            <w:vAlign w:val="center"/>
+          </w:tcPr>
+          <w:p>
+            <w:pPr>
+              <w:spacing w:after="0" w:before="0"/>
+            </w:pPr>
+            <w:r>
+              <w:rPr>
+                <w:rFonts w:ascii="Calibri" w:cs="Calibri" w:eastAsia="Calibri" w:hAnsi="Calibri"/>
+                <w:b w:val="false"/>
+                <w:bCs w:val="false"/>
+                <w:color w:val="1E1E1E"/>
+                <w:sz w:val="15"/>
+                <w:szCs w:val="15"/>
+              </w:rPr>
+              <w:t xml:space="preserve">Data</w:t>
+            </w:r>
+          </w:p>
+        </w:tc>
+        <w:tc>
+          <w:tcPr>
+            <w:tcW w:type="dxa" w:w="1638"/>
+            <w:tcMar>
+              <w:top w:type="dxa" w:w="50"/>
+              <w:left w:type="dxa" w:w="80"/>
+              <w:bottom w:type="dxa" w:w="50"/>
+              <w:right w:type="dxa" w:w="80"/>
+            </w:tcMar>
+            <w:vAlign w:val="center"/>
+          </w:tcPr>
+          <w:p>
+            <w:pPr>
+              <w:spacing w:after="0" w:before="0"/>
+            </w:pPr>
+            <w:r>
+              <w:rPr>
+                <w:rFonts w:ascii="Calibri" w:cs="Calibri" w:eastAsia="Calibri" w:hAnsi="Calibri"/>
+                <w:b w:val="false"/>
+                <w:bCs w:val="false"/>
+                <w:color w:val="1E1E1E"/>
+                <w:sz w:val="15"/>
+                <w:szCs w:val="15"/>
+              </w:rPr>
+              <w:t xml:space="preserve">Reproducible preprocessing</w:t>
+            </w:r>
+          </w:p>
+        </w:tc>
+        <w:tc>
+          <w:tcPr>
+            <w:tcW w:type="dxa" w:w="1349"/>
+            <w:tcMar>
+              <w:top w:type="dxa" w:w="50"/>
+              <w:left w:type="dxa" w:w="80"/>
+              <w:bottom w:type="dxa" w:w="50"/>
+              <w:right w:type="dxa" w:w="80"/>
+            </w:tcMar>
+            <w:vAlign w:val="center"/>
+          </w:tcPr>
+          <w:p>
+            <w:pPr>
+              <w:spacing w:after="0" w:before="0"/>
+            </w:pPr>
+            <w:r>
+              <w:rPr>
+                <w:rFonts w:ascii="Calibri" w:cs="Calibri" w:eastAsia="Calibri" w:hAnsi="Calibri"/>
+                <w:b w:val="false"/>
+                <w:bCs w:val="false"/>
+                <w:color w:val="1E1E1E"/>
+                <w:sz w:val="15"/>
+                <w:szCs w:val="15"/>
+              </w:rPr>
+              <w:t xml:space="preserve">1 original + cache</w:t>
+            </w:r>
+          </w:p>
+        </w:tc>
+        <w:tc>
+          <w:tcPr>
+            <w:tcW w:type="dxa" w:w="1445"/>
+            <w:tcMar>
+              <w:top w:type="dxa" w:w="50"/>
+              <w:left w:type="dxa" w:w="80"/>
+              <w:bottom w:type="dxa" w:w="50"/>
+              <w:right w:type="dxa" w:w="80"/>
+            </w:tcMar>
+            <w:vAlign w:val="center"/>
+          </w:tcPr>
+          <w:p>
+            <w:pPr>
+              <w:spacing w:after="0" w:before="0"/>
+            </w:pPr>
+            <w:r>
+              <w:rPr>
+                <w:rFonts w:ascii="Calibri" w:cs="Calibri" w:eastAsia="Calibri" w:hAnsi="Calibri"/>
+                <w:b w:val="false"/>
+                <w:bCs w:val="false"/>
+                <w:color w:val="1E1E1E"/>
+                <w:sz w:val="15"/>
+                <w:szCs w:val="15"/>
+              </w:rPr>
+              <w:t xml:space="preserve">decode/EXIF/resize vs cache</w:t>
+            </w:r>
+          </w:p>
+        </w:tc>
+        <w:tc>
+          <w:tcPr>
+            <w:tcW w:type="dxa" w:w="2120"/>
+            <w:tcMar>
+              <w:top w:type="dxa" w:w="50"/>
+              <w:left w:type="dxa" w:w="80"/>
+              <w:bottom w:type="dxa" w:w="50"/>
+              <w:right w:type="dxa" w:w="80"/>
+            </w:tcMar>
+            <w:vAlign w:val="center"/>
+          </w:tcPr>
+          <w:p>
+            <w:pPr>
+              <w:spacing w:after="0" w:before="0"/>
+            </w:pPr>
+            <w:r>
+              <w:rPr>
+                <w:rFonts w:ascii="Calibri" w:cs="Calibri" w:eastAsia="Calibri" w:hAnsi="Calibri"/>
+                <w:b w:val="false"/>
+                <w:bCs w:val="false"/>
+                <w:color w:val="1E1E1E"/>
+                <w:sz w:val="15"/>
+                <w:szCs w:val="15"/>
+              </w:rPr>
+              <w:t xml:space="preserve">same size; mean abs diff &lt; 3</w:t>
+            </w:r>
+          </w:p>
+        </w:tc>
+        <w:tc>
+          <w:tcPr>
+            <w:tcW w:type="dxa" w:w="867"/>
+            <w:tcMar>
+              <w:top w:type="dxa" w:w="50"/>
+              <w:left w:type="dxa" w:w="80"/>
+              <w:bottom w:type="dxa" w:w="50"/>
+              <w:right w:type="dxa" w:w="80"/>
+            </w:tcMar>
+            <w:vAlign w:val="center"/>
+          </w:tcPr>
+          <w:p>
+            <w:pPr>
+              <w:spacing w:after="0" w:before="0"/>
+            </w:pPr>
+            <w:r>
+              <w:rPr>
+                <w:rFonts w:ascii="Calibri" w:cs="Calibri" w:eastAsia="Calibri" w:hAnsi="Calibri"/>
+                <w:b w:val="false"/>
+                <w:bCs w:val="false"/>
+                <w:color w:val="1E1E1E"/>
+                <w:sz w:val="15"/>
+                <w:szCs w:val="15"/>
+              </w:rPr>
+              <w:t xml:space="preserve">as expected</w:t>
+            </w:r>
+          </w:p>
+        </w:tc>
+        <w:tc>
+          <w:tcPr>
+            <w:tcW w:type="dxa" w:w="871"/>
+            <w:shd w:fill="D7EDDD" w:color="auto" w:val="clear"/>
+            <w:tcMar>
+              <w:top w:type="dxa" w:w="50"/>
+              <w:left w:type="dxa" w:w="80"/>
+              <w:bottom w:type="dxa" w:w="50"/>
+              <w:right w:type="dxa" w:w="80"/>
+            </w:tcMar>
+            <w:vAlign w:val="center"/>
+          </w:tcPr>
+          <w:p>
+            <w:pPr>
+              <w:spacing w:after="0" w:before="0"/>
+            </w:pPr>
+            <w:r>
+              <w:rPr>
+                <w:rFonts w:ascii="Calibri" w:cs="Calibri" w:eastAsia="Calibri" w:hAnsi="Calibri"/>
+                <w:b w:val="false"/>
+                <w:bCs w:val="false"/>
+                <w:color w:val="1E1E1E"/>
+                <w:sz w:val="15"/>
+                <w:szCs w:val="15"/>
+              </w:rPr>
+              <w:t xml:space="preserve">PASS</w:t>
+            </w:r>
+          </w:p>
+        </w:tc>
+      </w:tr>
+      <w:tr>
+        <w:trPr>
+          <w:cantSplit/>
+        </w:trPr>
+        <w:tc>
+          <w:tcPr>
+            <w:tcW w:type="dxa" w:w="481"/>
+            <w:shd w:fill="F5F7F5" w:color="auto" w:val="clear"/>
+            <w:tcMar>
+              <w:top w:type="dxa" w:w="50"/>
+              <w:left w:type="dxa" w:w="80"/>
+              <w:bottom w:type="dxa" w:w="50"/>
+              <w:right w:type="dxa" w:w="80"/>
+            </w:tcMar>
+            <w:vAlign w:val="center"/>
+          </w:tcPr>
+          <w:p>
+            <w:pPr>
+              <w:spacing w:after="0" w:before="0"/>
+            </w:pPr>
+            <w:r>
+              <w:rPr>
+                <w:rFonts w:ascii="Calibri" w:cs="Calibri" w:eastAsia="Calibri" w:hAnsi="Calibri"/>
+                <w:b w:val="false"/>
+                <w:bCs w:val="false"/>
+                <w:color w:val="1E1E1E"/>
+                <w:sz w:val="15"/>
+                <w:szCs w:val="15"/>
+              </w:rPr>
               <w:t xml:space="preserve">R04</w:t>
             </w:r>
           </w:p>
@@ -8217,6 +8448,7 @@
         <w:tc>
           <w:tcPr>
             <w:tcW w:type="dxa" w:w="867"/>
+            <w:shd w:fill="F5F7F5" w:color="auto" w:val="clear"/>
             <w:tcMar>
               <w:top w:type="dxa" w:w="50"/>
               <w:left w:type="dxa" w:w="80"/>
@@ -8245,6 +8477,7 @@
         <w:tc>
           <w:tcPr>
             <w:tcW w:type="dxa" w:w="1638"/>
+            <w:shd w:fill="F5F7F5" w:color="auto" w:val="clear"/>
             <w:tcMar>
               <w:top w:type="dxa" w:w="50"/>
               <w:left w:type="dxa" w:w="80"/>
@@ -8273,6 +8506,7 @@
         <w:tc>
           <w:tcPr>
             <w:tcW w:type="dxa" w:w="1349"/>
+            <w:shd w:fill="F5F7F5" w:color="auto" w:val="clear"/>
             <w:tcMar>
               <w:top w:type="dxa" w:w="50"/>
               <w:left w:type="dxa" w:w="80"/>
@@ -8301,6 +8535,7 @@
         <w:tc>
           <w:tcPr>
             <w:tcW w:type="dxa" w:w="1445"/>
+            <w:shd w:fill="F5F7F5" w:color="auto" w:val="clear"/>
             <w:tcMar>
               <w:top w:type="dxa" w:w="50"/>
               <w:left w:type="dxa" w:w="80"/>
@@ -8329,6 +8564,7 @@
         <w:tc>
           <w:tcPr>
             <w:tcW w:type="dxa" w:w="2120"/>
+            <w:shd w:fill="F5F7F5" w:color="auto" w:val="clear"/>
             <w:tcMar>
               <w:top w:type="dxa" w:w="50"/>
               <w:left w:type="dxa" w:w="80"/>
@@ -8351,6 +8587,704 @@
                 <w:szCs w:val="15"/>
               </w:rPr>
               <w:t xml:space="preserve">200; overlay present</w:t>
+            </w:r>
+          </w:p>
+        </w:tc>
+        <w:tc>
+          <w:tcPr>
+            <w:tcW w:type="dxa" w:w="867"/>
+            <w:shd w:fill="F5F7F5" w:color="auto" w:val="clear"/>
+            <w:tcMar>
+              <w:top w:type="dxa" w:w="50"/>
+              <w:left w:type="dxa" w:w="80"/>
+              <w:bottom w:type="dxa" w:w="50"/>
+              <w:right w:type="dxa" w:w="80"/>
+            </w:tcMar>
+            <w:vAlign w:val="center"/>
+          </w:tcPr>
+          <w:p>
+            <w:pPr>
+              <w:spacing w:after="0" w:before="0"/>
+            </w:pPr>
+            <w:r>
+              <w:rPr>
+                <w:rFonts w:ascii="Calibri" w:cs="Calibri" w:eastAsia="Calibri" w:hAnsi="Calibri"/>
+                <w:b w:val="false"/>
+                <w:bCs w:val="false"/>
+                <w:color w:val="1E1E1E"/>
+                <w:sz w:val="15"/>
+                <w:szCs w:val="15"/>
+              </w:rPr>
+              <w:t xml:space="preserve">as expected</w:t>
+            </w:r>
+          </w:p>
+        </w:tc>
+        <w:tc>
+          <w:tcPr>
+            <w:tcW w:type="dxa" w:w="871"/>
+            <w:shd w:fill="D7EDDD" w:color="auto" w:val="clear"/>
+            <w:tcMar>
+              <w:top w:type="dxa" w:w="50"/>
+              <w:left w:type="dxa" w:w="80"/>
+              <w:bottom w:type="dxa" w:w="50"/>
+              <w:right w:type="dxa" w:w="80"/>
+            </w:tcMar>
+            <w:vAlign w:val="center"/>
+          </w:tcPr>
+          <w:p>
+            <w:pPr>
+              <w:spacing w:after="0" w:before="0"/>
+            </w:pPr>
+            <w:r>
+              <w:rPr>
+                <w:rFonts w:ascii="Calibri" w:cs="Calibri" w:eastAsia="Calibri" w:hAnsi="Calibri"/>
+                <w:b w:val="false"/>
+                <w:bCs w:val="false"/>
+                <w:color w:val="1E1E1E"/>
+                <w:sz w:val="15"/>
+                <w:szCs w:val="15"/>
+              </w:rPr>
+              <w:t xml:space="preserve">PASS</w:t>
+            </w:r>
+          </w:p>
+        </w:tc>
+      </w:tr>
+      <w:tr>
+        <w:trPr>
+          <w:cantSplit/>
+        </w:trPr>
+        <w:tc>
+          <w:tcPr>
+            <w:tcW w:type="dxa" w:w="481"/>
+            <w:tcMar>
+              <w:top w:type="dxa" w:w="50"/>
+              <w:left w:type="dxa" w:w="80"/>
+              <w:bottom w:type="dxa" w:w="50"/>
+              <w:right w:type="dxa" w:w="80"/>
+            </w:tcMar>
+            <w:vAlign w:val="center"/>
+          </w:tcPr>
+          <w:p>
+            <w:pPr>
+              <w:spacing w:after="0" w:before="0"/>
+            </w:pPr>
+            <w:r>
+              <w:rPr>
+                <w:rFonts w:ascii="Calibri" w:cs="Calibri" w:eastAsia="Calibri" w:hAnsi="Calibri"/>
+                <w:b w:val="false"/>
+                <w:bCs w:val="false"/>
+                <w:color w:val="1E1E1E"/>
+                <w:sz w:val="15"/>
+                <w:szCs w:val="15"/>
+              </w:rPr>
+              <w:t xml:space="preserve">R05</w:t>
+            </w:r>
+          </w:p>
+        </w:tc>
+        <w:tc>
+          <w:tcPr>
+            <w:tcW w:type="dxa" w:w="867"/>
+            <w:tcMar>
+              <w:top w:type="dxa" w:w="50"/>
+              <w:left w:type="dxa" w:w="80"/>
+              <w:bottom w:type="dxa" w:w="50"/>
+              <w:right w:type="dxa" w:w="80"/>
+            </w:tcMar>
+            <w:vAlign w:val="center"/>
+          </w:tcPr>
+          <w:p>
+            <w:pPr>
+              <w:spacing w:after="0" w:before="0"/>
+            </w:pPr>
+            <w:r>
+              <w:rPr>
+                <w:rFonts w:ascii="Calibri" w:cs="Calibri" w:eastAsia="Calibri" w:hAnsi="Calibri"/>
+                <w:b w:val="false"/>
+                <w:bCs w:val="false"/>
+                <w:color w:val="1E1E1E"/>
+                <w:sz w:val="15"/>
+                <w:szCs w:val="15"/>
+              </w:rPr>
+              <w:t xml:space="preserve">Model</w:t>
+            </w:r>
+          </w:p>
+        </w:tc>
+        <w:tc>
+          <w:tcPr>
+            <w:tcW w:type="dxa" w:w="1638"/>
+            <w:tcMar>
+              <w:top w:type="dxa" w:w="50"/>
+              <w:left w:type="dxa" w:w="80"/>
+              <w:bottom w:type="dxa" w:w="50"/>
+              <w:right w:type="dxa" w:w="80"/>
+            </w:tcMar>
+            <w:vAlign w:val="center"/>
+          </w:tcPr>
+          <w:p>
+            <w:pPr>
+              <w:spacing w:after="0" w:before="0"/>
+            </w:pPr>
+            <w:r>
+              <w:rPr>
+                <w:rFonts w:ascii="Calibri" w:cs="Calibri" w:eastAsia="Calibri" w:hAnsi="Calibri"/>
+                <w:b w:val="false"/>
+                <w:bCs w:val="false"/>
+                <w:color w:val="1E1E1E"/>
+                <w:sz w:val="15"/>
+                <w:szCs w:val="15"/>
+              </w:rPr>
+              <w:t xml:space="preserve">Visible-decay probe served</w:t>
+            </w:r>
+          </w:p>
+        </w:tc>
+        <w:tc>
+          <w:tcPr>
+            <w:tcW w:type="dxa" w:w="1349"/>
+            <w:tcMar>
+              <w:top w:type="dxa" w:w="50"/>
+              <w:left w:type="dxa" w:w="80"/>
+              <w:bottom w:type="dxa" w:w="50"/>
+              <w:right w:type="dxa" w:w="80"/>
+            </w:tcMar>
+            <w:vAlign w:val="center"/>
+          </w:tcPr>
+          <w:p>
+            <w:pPr>
+              <w:spacing w:after="0" w:before="0"/>
+            </w:pPr>
+            <w:r>
+              <w:rPr>
+                <w:rFonts w:ascii="Calibri" w:cs="Calibri" w:eastAsia="Calibri" w:hAnsi="Calibri"/>
+                <w:b w:val="false"/>
+                <w:bCs w:val="false"/>
+                <w:color w:val="1E1E1E"/>
+                <w:sz w:val="15"/>
+                <w:szCs w:val="15"/>
+              </w:rPr>
+              <w:t xml:space="preserve">real checkpoint + probe</w:t>
+            </w:r>
+          </w:p>
+        </w:tc>
+        <w:tc>
+          <w:tcPr>
+            <w:tcW w:type="dxa" w:w="1445"/>
+            <w:tcMar>
+              <w:top w:type="dxa" w:w="50"/>
+              <w:left w:type="dxa" w:w="80"/>
+              <w:bottom w:type="dxa" w:w="50"/>
+              <w:right w:type="dxa" w:w="80"/>
+            </w:tcMar>
+            <w:vAlign w:val="center"/>
+          </w:tcPr>
+          <w:p>
+            <w:pPr>
+              <w:spacing w:after="0" w:before="0"/>
+            </w:pPr>
+            <w:r>
+              <w:rPr>
+                <w:rFonts w:ascii="Calibri" w:cs="Calibri" w:eastAsia="Calibri" w:hAnsi="Calibri"/>
+                <w:b w:val="false"/>
+                <w:bCs w:val="false"/>
+                <w:color w:val="1E1E1E"/>
+                <w:sz w:val="15"/>
+                <w:szCs w:val="15"/>
+              </w:rPr>
+              <w:t xml:space="preserve">GET /api/models; POST original</w:t>
+            </w:r>
+          </w:p>
+        </w:tc>
+        <w:tc>
+          <w:tcPr>
+            <w:tcW w:type="dxa" w:w="2120"/>
+            <w:tcMar>
+              <w:top w:type="dxa" w:w="50"/>
+              <w:left w:type="dxa" w:w="80"/>
+              <w:bottom w:type="dxa" w:w="50"/>
+              <w:right w:type="dxa" w:w="80"/>
+            </w:tcMar>
+            <w:vAlign w:val="center"/>
+          </w:tcPr>
+          <w:p>
+            <w:pPr>
+              <w:spacing w:after="0" w:before="0"/>
+            </w:pPr>
+            <w:r>
+              <w:rPr>
+                <w:rFonts w:ascii="Calibri" w:cs="Calibri" w:eastAsia="Calibri" w:hAnsi="Calibri"/>
+                <w:b w:val="false"/>
+                <w:bCs w:val="false"/>
+                <w:color w:val="1E1E1E"/>
+                <w:sz w:val="15"/>
+                <w:szCs w:val="15"/>
+              </w:rPr>
+              <w:t xml:space="preserve">loaded; probability in [0,1]</w:t>
+            </w:r>
+          </w:p>
+        </w:tc>
+        <w:tc>
+          <w:tcPr>
+            <w:tcW w:type="dxa" w:w="867"/>
+            <w:tcMar>
+              <w:top w:type="dxa" w:w="50"/>
+              <w:left w:type="dxa" w:w="80"/>
+              <w:bottom w:type="dxa" w:w="50"/>
+              <w:right w:type="dxa" w:w="80"/>
+            </w:tcMar>
+            <w:vAlign w:val="center"/>
+          </w:tcPr>
+          <w:p>
+            <w:pPr>
+              <w:spacing w:after="0" w:before="0"/>
+            </w:pPr>
+            <w:r>
+              <w:rPr>
+                <w:rFonts w:ascii="Calibri" w:cs="Calibri" w:eastAsia="Calibri" w:hAnsi="Calibri"/>
+                <w:b w:val="false"/>
+                <w:bCs w:val="false"/>
+                <w:color w:val="1E1E1E"/>
+                <w:sz w:val="15"/>
+                <w:szCs w:val="15"/>
+              </w:rPr>
+              <w:t xml:space="preserve">as expected</w:t>
+            </w:r>
+          </w:p>
+        </w:tc>
+        <w:tc>
+          <w:tcPr>
+            <w:tcW w:type="dxa" w:w="871"/>
+            <w:shd w:fill="D7EDDD" w:color="auto" w:val="clear"/>
+            <w:tcMar>
+              <w:top w:type="dxa" w:w="50"/>
+              <w:left w:type="dxa" w:w="80"/>
+              <w:bottom w:type="dxa" w:w="50"/>
+              <w:right w:type="dxa" w:w="80"/>
+            </w:tcMar>
+            <w:vAlign w:val="center"/>
+          </w:tcPr>
+          <w:p>
+            <w:pPr>
+              <w:spacing w:after="0" w:before="0"/>
+            </w:pPr>
+            <w:r>
+              <w:rPr>
+                <w:rFonts w:ascii="Calibri" w:cs="Calibri" w:eastAsia="Calibri" w:hAnsi="Calibri"/>
+                <w:b w:val="false"/>
+                <w:bCs w:val="false"/>
+                <w:color w:val="1E1E1E"/>
+                <w:sz w:val="15"/>
+                <w:szCs w:val="15"/>
+              </w:rPr>
+              <w:t xml:space="preserve">PASS</w:t>
+            </w:r>
+          </w:p>
+        </w:tc>
+      </w:tr>
+      <w:tr>
+        <w:trPr>
+          <w:cantSplit/>
+        </w:trPr>
+        <w:tc>
+          <w:tcPr>
+            <w:tcW w:type="dxa" w:w="481"/>
+            <w:shd w:fill="F5F7F5" w:color="auto" w:val="clear"/>
+            <w:tcMar>
+              <w:top w:type="dxa" w:w="50"/>
+              <w:left w:type="dxa" w:w="80"/>
+              <w:bottom w:type="dxa" w:w="50"/>
+              <w:right w:type="dxa" w:w="80"/>
+            </w:tcMar>
+            <w:vAlign w:val="center"/>
+          </w:tcPr>
+          <w:p>
+            <w:pPr>
+              <w:spacing w:after="0" w:before="0"/>
+            </w:pPr>
+            <w:r>
+              <w:rPr>
+                <w:rFonts w:ascii="Calibri" w:cs="Calibri" w:eastAsia="Calibri" w:hAnsi="Calibri"/>
+                <w:b w:val="false"/>
+                <w:bCs w:val="false"/>
+                <w:color w:val="1E1E1E"/>
+                <w:sz w:val="15"/>
+                <w:szCs w:val="15"/>
+              </w:rPr>
+              <w:t xml:space="preserve">R06</w:t>
+            </w:r>
+          </w:p>
+        </w:tc>
+        <w:tc>
+          <w:tcPr>
+            <w:tcW w:type="dxa" w:w="867"/>
+            <w:shd w:fill="F5F7F5" w:color="auto" w:val="clear"/>
+            <w:tcMar>
+              <w:top w:type="dxa" w:w="50"/>
+              <w:left w:type="dxa" w:w="80"/>
+              <w:bottom w:type="dxa" w:w="50"/>
+              <w:right w:type="dxa" w:w="80"/>
+            </w:tcMar>
+            <w:vAlign w:val="center"/>
+          </w:tcPr>
+          <w:p>
+            <w:pPr>
+              <w:spacing w:after="0" w:before="0"/>
+            </w:pPr>
+            <w:r>
+              <w:rPr>
+                <w:rFonts w:ascii="Calibri" w:cs="Calibri" w:eastAsia="Calibri" w:hAnsi="Calibri"/>
+                <w:b w:val="false"/>
+                <w:bCs w:val="false"/>
+                <w:color w:val="1E1E1E"/>
+                <w:sz w:val="15"/>
+                <w:szCs w:val="15"/>
+              </w:rPr>
+              <w:t xml:space="preserve">Model</w:t>
+            </w:r>
+          </w:p>
+        </w:tc>
+        <w:tc>
+          <w:tcPr>
+            <w:tcW w:type="dxa" w:w="1638"/>
+            <w:shd w:fill="F5F7F5" w:color="auto" w:val="clear"/>
+            <w:tcMar>
+              <w:top w:type="dxa" w:w="50"/>
+              <w:left w:type="dxa" w:w="80"/>
+              <w:bottom w:type="dxa" w:w="50"/>
+              <w:right w:type="dxa" w:w="80"/>
+            </w:tcMar>
+            <w:vAlign w:val="center"/>
+          </w:tcPr>
+          <w:p>
+            <w:pPr>
+              <w:spacing w:after="0" w:before="0"/>
+            </w:pPr>
+            <w:r>
+              <w:rPr>
+                <w:rFonts w:ascii="Calibri" w:cs="Calibri" w:eastAsia="Calibri" w:hAnsi="Calibri"/>
+                <w:b w:val="false"/>
+                <w:bCs w:val="false"/>
+                <w:color w:val="1E1E1E"/>
+                <w:sz w:val="15"/>
+                <w:szCs w:val="15"/>
+              </w:rPr>
+              <w:t xml:space="preserve">Pilot U-Net served</w:t>
+            </w:r>
+          </w:p>
+        </w:tc>
+        <w:tc>
+          <w:tcPr>
+            <w:tcW w:type="dxa" w:w="1349"/>
+            <w:shd w:fill="F5F7F5" w:color="auto" w:val="clear"/>
+            <w:tcMar>
+              <w:top w:type="dxa" w:w="50"/>
+              <w:left w:type="dxa" w:w="80"/>
+              <w:bottom w:type="dxa" w:w="50"/>
+              <w:right w:type="dxa" w:w="80"/>
+            </w:tcMar>
+            <w:vAlign w:val="center"/>
+          </w:tcPr>
+          <w:p>
+            <w:pPr>
+              <w:spacing w:after="0" w:before="0"/>
+            </w:pPr>
+            <w:r>
+              <w:rPr>
+                <w:rFonts w:ascii="Calibri" w:cs="Calibri" w:eastAsia="Calibri" w:hAnsi="Calibri"/>
+                <w:b w:val="false"/>
+                <w:bCs w:val="false"/>
+                <w:color w:val="1E1E1E"/>
+                <w:sz w:val="15"/>
+                <w:szCs w:val="15"/>
+              </w:rPr>
+              <w:t xml:space="preserve">real checkpoint + U-Net</w:t>
+            </w:r>
+          </w:p>
+        </w:tc>
+        <w:tc>
+          <w:tcPr>
+            <w:tcW w:type="dxa" w:w="1445"/>
+            <w:shd w:fill="F5F7F5" w:color="auto" w:val="clear"/>
+            <w:tcMar>
+              <w:top w:type="dxa" w:w="50"/>
+              <w:left w:type="dxa" w:w="80"/>
+              <w:bottom w:type="dxa" w:w="50"/>
+              <w:right w:type="dxa" w:w="80"/>
+            </w:tcMar>
+            <w:vAlign w:val="center"/>
+          </w:tcPr>
+          <w:p>
+            <w:pPr>
+              <w:spacing w:after="0" w:before="0"/>
+            </w:pPr>
+            <w:r>
+              <w:rPr>
+                <w:rFonts w:ascii="Calibri" w:cs="Calibri" w:eastAsia="Calibri" w:hAnsi="Calibri"/>
+                <w:b w:val="false"/>
+                <w:bCs w:val="false"/>
+                <w:color w:val="1E1E1E"/>
+                <w:sz w:val="15"/>
+                <w:szCs w:val="15"/>
+              </w:rPr>
+              <w:t xml:space="preserve">POST original</w:t>
+            </w:r>
+          </w:p>
+        </w:tc>
+        <w:tc>
+          <w:tcPr>
+            <w:tcW w:type="dxa" w:w="2120"/>
+            <w:shd w:fill="F5F7F5" w:color="auto" w:val="clear"/>
+            <w:tcMar>
+              <w:top w:type="dxa" w:w="50"/>
+              <w:left w:type="dxa" w:w="80"/>
+              <w:bottom w:type="dxa" w:w="50"/>
+              <w:right w:type="dxa" w:w="80"/>
+            </w:tcMar>
+            <w:vAlign w:val="center"/>
+          </w:tcPr>
+          <w:p>
+            <w:pPr>
+              <w:spacing w:after="0" w:before="0"/>
+            </w:pPr>
+            <w:r>
+              <w:rPr>
+                <w:rFonts w:ascii="Calibri" w:cs="Calibri" w:eastAsia="Calibri" w:hAnsi="Calibri"/>
+                <w:b w:val="false"/>
+                <w:bCs w:val="false"/>
+                <w:color w:val="1E1E1E"/>
+                <w:sz w:val="15"/>
+                <w:szCs w:val="15"/>
+              </w:rPr>
+              <w:t xml:space="preserve">mask overlay; decay % in [0,100]</w:t>
+            </w:r>
+          </w:p>
+        </w:tc>
+        <w:tc>
+          <w:tcPr>
+            <w:tcW w:type="dxa" w:w="867"/>
+            <w:shd w:fill="F5F7F5" w:color="auto" w:val="clear"/>
+            <w:tcMar>
+              <w:top w:type="dxa" w:w="50"/>
+              <w:left w:type="dxa" w:w="80"/>
+              <w:bottom w:type="dxa" w:w="50"/>
+              <w:right w:type="dxa" w:w="80"/>
+            </w:tcMar>
+            <w:vAlign w:val="center"/>
+          </w:tcPr>
+          <w:p>
+            <w:pPr>
+              <w:spacing w:after="0" w:before="0"/>
+            </w:pPr>
+            <w:r>
+              <w:rPr>
+                <w:rFonts w:ascii="Calibri" w:cs="Calibri" w:eastAsia="Calibri" w:hAnsi="Calibri"/>
+                <w:b w:val="false"/>
+                <w:bCs w:val="false"/>
+                <w:color w:val="1E1E1E"/>
+                <w:sz w:val="15"/>
+                <w:szCs w:val="15"/>
+              </w:rPr>
+              <w:t xml:space="preserve">as expected</w:t>
+            </w:r>
+          </w:p>
+        </w:tc>
+        <w:tc>
+          <w:tcPr>
+            <w:tcW w:type="dxa" w:w="871"/>
+            <w:shd w:fill="D7EDDD" w:color="auto" w:val="clear"/>
+            <w:tcMar>
+              <w:top w:type="dxa" w:w="50"/>
+              <w:left w:type="dxa" w:w="80"/>
+              <w:bottom w:type="dxa" w:w="50"/>
+              <w:right w:type="dxa" w:w="80"/>
+            </w:tcMar>
+            <w:vAlign w:val="center"/>
+          </w:tcPr>
+          <w:p>
+            <w:pPr>
+              <w:spacing w:after="0" w:before="0"/>
+            </w:pPr>
+            <w:r>
+              <w:rPr>
+                <w:rFonts w:ascii="Calibri" w:cs="Calibri" w:eastAsia="Calibri" w:hAnsi="Calibri"/>
+                <w:b w:val="false"/>
+                <w:bCs w:val="false"/>
+                <w:color w:val="1E1E1E"/>
+                <w:sz w:val="15"/>
+                <w:szCs w:val="15"/>
+              </w:rPr>
+              <w:t xml:space="preserve">PASS</w:t>
+            </w:r>
+          </w:p>
+        </w:tc>
+      </w:tr>
+      <w:tr>
+        <w:trPr>
+          <w:cantSplit/>
+        </w:trPr>
+        <w:tc>
+          <w:tcPr>
+            <w:tcW w:type="dxa" w:w="481"/>
+            <w:tcMar>
+              <w:top w:type="dxa" w:w="50"/>
+              <w:left w:type="dxa" w:w="80"/>
+              <w:bottom w:type="dxa" w:w="50"/>
+              <w:right w:type="dxa" w:w="80"/>
+            </w:tcMar>
+            <w:vAlign w:val="center"/>
+          </w:tcPr>
+          <w:p>
+            <w:pPr>
+              <w:spacing w:after="0" w:before="0"/>
+            </w:pPr>
+            <w:r>
+              <w:rPr>
+                <w:rFonts w:ascii="Calibri" w:cs="Calibri" w:eastAsia="Calibri" w:hAnsi="Calibri"/>
+                <w:b w:val="false"/>
+                <w:bCs w:val="false"/>
+                <w:color w:val="1E1E1E"/>
+                <w:sz w:val="15"/>
+                <w:szCs w:val="15"/>
+              </w:rPr>
+              <w:t xml:space="preserve">R07</w:t>
+            </w:r>
+          </w:p>
+        </w:tc>
+        <w:tc>
+          <w:tcPr>
+            <w:tcW w:type="dxa" w:w="867"/>
+            <w:tcMar>
+              <w:top w:type="dxa" w:w="50"/>
+              <w:left w:type="dxa" w:w="80"/>
+              <w:bottom w:type="dxa" w:w="50"/>
+              <w:right w:type="dxa" w:w="80"/>
+            </w:tcMar>
+            <w:vAlign w:val="center"/>
+          </w:tcPr>
+          <w:p>
+            <w:pPr>
+              <w:spacing w:after="0" w:before="0"/>
+            </w:pPr>
+            <w:r>
+              <w:rPr>
+                <w:rFonts w:ascii="Calibri" w:cs="Calibri" w:eastAsia="Calibri" w:hAnsi="Calibri"/>
+                <w:b w:val="false"/>
+                <w:bCs w:val="false"/>
+                <w:color w:val="1E1E1E"/>
+                <w:sz w:val="15"/>
+                <w:szCs w:val="15"/>
+              </w:rPr>
+              <w:t xml:space="preserve">Model</w:t>
+            </w:r>
+          </w:p>
+        </w:tc>
+        <w:tc>
+          <w:tcPr>
+            <w:tcW w:type="dxa" w:w="1638"/>
+            <w:tcMar>
+              <w:top w:type="dxa" w:w="50"/>
+              <w:left w:type="dxa" w:w="80"/>
+              <w:bottom w:type="dxa" w:w="50"/>
+              <w:right w:type="dxa" w:w="80"/>
+            </w:tcMar>
+            <w:vAlign w:val="center"/>
+          </w:tcPr>
+          <w:p>
+            <w:pPr>
+              <w:spacing w:after="0" w:before="0"/>
+            </w:pPr>
+            <w:r>
+              <w:rPr>
+                <w:rFonts w:ascii="Calibri" w:cs="Calibri" w:eastAsia="Calibri" w:hAnsi="Calibri"/>
+                <w:b w:val="false"/>
+                <w:bCs w:val="false"/>
+                <w:color w:val="1E1E1E"/>
+                <w:sz w:val="15"/>
+                <w:szCs w:val="15"/>
+              </w:rPr>
+              <w:t xml:space="preserve">Proxy shelf-life served</w:t>
+            </w:r>
+          </w:p>
+        </w:tc>
+        <w:tc>
+          <w:tcPr>
+            <w:tcW w:type="dxa" w:w="1349"/>
+            <w:tcMar>
+              <w:top w:type="dxa" w:w="50"/>
+              <w:left w:type="dxa" w:w="80"/>
+              <w:bottom w:type="dxa" w:w="50"/>
+              <w:right w:type="dxa" w:w="80"/>
+            </w:tcMar>
+            <w:vAlign w:val="center"/>
+          </w:tcPr>
+          <w:p>
+            <w:pPr>
+              <w:spacing w:after="0" w:before="0"/>
+            </w:pPr>
+            <w:r>
+              <w:rPr>
+                <w:rFonts w:ascii="Calibri" w:cs="Calibri" w:eastAsia="Calibri" w:hAnsi="Calibri"/>
+                <w:b w:val="false"/>
+                <w:bCs w:val="false"/>
+                <w:color w:val="1E1E1E"/>
+                <w:sz w:val="15"/>
+                <w:szCs w:val="15"/>
+              </w:rPr>
+              <w:t xml:space="preserve">real checkpoint + proxy</w:t>
+            </w:r>
+          </w:p>
+        </w:tc>
+        <w:tc>
+          <w:tcPr>
+            <w:tcW w:type="dxa" w:w="1445"/>
+            <w:tcMar>
+              <w:top w:type="dxa" w:w="50"/>
+              <w:left w:type="dxa" w:w="80"/>
+              <w:bottom w:type="dxa" w:w="50"/>
+              <w:right w:type="dxa" w:w="80"/>
+            </w:tcMar>
+            <w:vAlign w:val="center"/>
+          </w:tcPr>
+          <w:p>
+            <w:pPr>
+              <w:spacing w:after="0" w:before="0"/>
+            </w:pPr>
+            <w:r>
+              <w:rPr>
+                <w:rFonts w:ascii="Calibri" w:cs="Calibri" w:eastAsia="Calibri" w:hAnsi="Calibri"/>
+                <w:b w:val="false"/>
+                <w:bCs w:val="false"/>
+                <w:color w:val="1E1E1E"/>
+                <w:sz w:val="15"/>
+                <w:szCs w:val="15"/>
+              </w:rPr>
+              <w:t xml:space="preserve">POST original</w:t>
+            </w:r>
+          </w:p>
+        </w:tc>
+        <w:tc>
+          <w:tcPr>
+            <w:tcW w:type="dxa" w:w="2120"/>
+            <w:tcMar>
+              <w:top w:type="dxa" w:w="50"/>
+              <w:left w:type="dxa" w:w="80"/>
+              <w:bottom w:type="dxa" w:w="50"/>
+              <w:right w:type="dxa" w:w="80"/>
+            </w:tcMar>
+            <w:vAlign w:val="center"/>
+          </w:tcPr>
+          <w:p>
+            <w:pPr>
+              <w:spacing w:after="0" w:before="0"/>
+            </w:pPr>
+            <w:r>
+              <w:rPr>
+                <w:rFonts w:ascii="Calibri" w:cs="Calibri" w:eastAsia="Calibri" w:hAnsi="Calibri"/>
+                <w:b w:val="false"/>
+                <w:bCs w:val="false"/>
+                <w:color w:val="1E1E1E"/>
+                <w:sz w:val="15"/>
+                <w:szCs w:val="15"/>
+              </w:rPr>
+              <w:t xml:space="preserve">status proxy_target; integer days ≥ 0</w:t>
             </w:r>
           </w:p>
         </w:tc>
@@ -12362,7 +13296,7 @@
                 <w:sz w:val="15"/>
                 <w:szCs w:val="15"/>
               </w:rPr>
-              <w:t xml:space="preserve">/api/models reports ViT loaded and U-Net unavailable</w:t>
+              <w:t xml:space="preserve">/api/models reports ViT loaded and U-Net status explicit</w:t>
             </w:r>
           </w:p>
         </w:tc>
@@ -14911,7 +15845,7 @@
                 <w:sz w:val="15"/>
                 <w:szCs w:val="15"/>
               </w:rPr>
-              <w:t xml:space="preserve">NoneType — shelf-life unavailable → UI shows 'Not available'</w:t>
+              <w:t xml:space="preserve">int</w:t>
             </w:r>
           </w:p>
         </w:tc>
@@ -15032,7 +15966,7 @@
                 <w:sz w:val="15"/>
                 <w:szCs w:val="15"/>
               </w:rPr>
-              <w:t xml:space="preserve">NoneType — segmentation unavailable → UI shows 'Pending annotation'</w:t>
+              <w:t xml:space="preserve">float</w:t>
             </w:r>
           </w:p>
         </w:tc>
@@ -18886,7 +19820,7 @@
                 <w:sz w:val="17"/>
                 <w:szCs w:val="17"/>
               </w:rPr>
-              <w:t xml:space="preserve">median 61 ms, p95 77 ms</w:t>
+              <w:t xml:space="preserve">median 48 ms, p95 55 ms</w:t>
             </w:r>
           </w:p>
         </w:tc>
